--- a/model_output/F1fit.docx
+++ b/model_output/F1fit.docx
@@ -1870,6 +1870,1338 @@
                 <w:sz w:val="20"/>
               </w:rPr>
               <w:t xml:space="default">Chisq = 291.58</w:t>
+            </w:r>
+          </w:p>
+        </w:tc>
+        <w:tc>
+          <w:tcPr>
+            <w:tcBorders>
+              <w:top w:val="single" w:space="0" w:color="D3D3D3"/>
+              <w:bottom w:val="single" w:space="0" w:color="D3D3D3"/>
+              <w:start w:val="single" w:space="0" w:color="D3D3D3"/>
+              <w:end w:val="single" w:space="0" w:color="D3D3D3"/>
+            </w:tcBorders>
+          </w:tcPr>
+          <w:p>
+            <w:pPr>
+              <w:spacing w:before="0" w:after="60"/>
+              <w:keepNext/>
+              <w:jc w:val="start"/>
+            </w:pPr>
+            <w:r>
+              <w:rPr>
+                <w:rFonts w:ascii="Calibri" w:hAnsi="Calibri"/>
+                <w:sz w:val="20"/>
+              </w:rPr>
+              <w:t xml:space="default">&lt;0.001</w:t>
+            </w:r>
+          </w:p>
+        </w:tc>
+        <w:tc>
+          <w:tcPr>
+            <w:tcBorders>
+              <w:top w:val="single" w:space="0" w:color="D3D3D3"/>
+              <w:bottom w:val="single" w:space="0" w:color="D3D3D3"/>
+              <w:start w:val="single" w:space="0" w:color="D3D3D3"/>
+              <w:end w:val="single" w:space="0" w:color="D3D3D3"/>
+            </w:tcBorders>
+          </w:tcPr>
+          <w:p>
+            <w:pPr>
+              <w:spacing w:before="0" w:after="60"/>
+              <w:keepNext/>
+              <w:jc w:val="end"/>
+            </w:pPr>
+            <w:r>
+              <w:rPr>
+                <w:rFonts w:ascii="Calibri" w:hAnsi="Calibri"/>
+                <w:sz w:val="20"/>
+              </w:rPr>
+              <w:t xml:space="default"/>
+            </w:r>
+          </w:p>
+        </w:tc>
+      </w:tr>
+      <w:tr>
+        <w:trPr>
+          <w:cantSplit/>
+        </w:trPr>
+        <w:tc>
+          <w:tcPr>
+            <w:tcBorders>
+              <w:top w:val="single" w:space="0" w:color="D3D3D3"/>
+              <w:bottom w:val="single" w:space="0" w:color="D3D3D3"/>
+              <w:start w:val="single" w:space="0" w:color="D3D3D3"/>
+              <w:end w:val="single" w:space="0" w:color="D3D3D3"/>
+            </w:tcBorders>
+          </w:tcPr>
+          <w:p>
+            <w:pPr>
+              <w:spacing w:before="0" w:after="60"/>
+              <w:keepNext/>
+              <w:jc w:val="start"/>
+            </w:pPr>
+            <w:r>
+              <w:rPr>
+                <w:rFonts w:ascii="Calibri" w:hAnsi="Calibri"/>
+                <w:sz w:val="20"/>
+                <w:b w:val="true"/>
+              </w:rPr>
+              <w:t xml:space="default">Post-hoc Contrasts</w:t>
+            </w:r>
+          </w:p>
+        </w:tc>
+        <w:tc>
+          <w:tcPr>
+            <w:tcBorders>
+              <w:top w:val="single" w:space="0" w:color="D3D3D3"/>
+              <w:bottom w:val="single" w:space="0" w:color="D3D3D3"/>
+              <w:start w:val="single" w:space="0" w:color="D3D3D3"/>
+              <w:end w:val="single" w:space="0" w:color="D3D3D3"/>
+            </w:tcBorders>
+          </w:tcPr>
+          <w:p>
+            <w:pPr>
+              <w:spacing w:before="0" w:after="60"/>
+              <w:keepNext/>
+              <w:jc w:val="start"/>
+            </w:pPr>
+            <w:r>
+              <w:rPr>
+                <w:rFonts w:ascii="Calibri" w:hAnsi="Calibri"/>
+                <w:sz w:val="20"/>
+              </w:rPr>
+              <w:t xml:space="default">Control(Control Parents) - Starved(Control Parents)</w:t>
+            </w:r>
+          </w:p>
+        </w:tc>
+        <w:tc>
+          <w:tcPr>
+            <w:tcBorders>
+              <w:top w:val="single" w:space="0" w:color="D3D3D3"/>
+              <w:bottom w:val="single" w:space="0" w:color="D3D3D3"/>
+              <w:start w:val="single" w:space="0" w:color="D3D3D3"/>
+              <w:end w:val="single" w:space="0" w:color="D3D3D3"/>
+            </w:tcBorders>
+          </w:tcPr>
+          <w:p>
+            <w:pPr>
+              <w:spacing w:before="0" w:after="60"/>
+              <w:keepNext/>
+              <w:jc w:val="end"/>
+            </w:pPr>
+            <w:r>
+              <w:rPr>
+                <w:rFonts w:ascii="Calibri" w:hAnsi="Calibri"/>
+                <w:sz w:val="20"/>
+              </w:rPr>
+              <w:t xml:space="default">-0.49</w:t>
+            </w:r>
+          </w:p>
+        </w:tc>
+        <w:tc>
+          <w:tcPr>
+            <w:tcBorders>
+              <w:top w:val="single" w:space="0" w:color="D3D3D3"/>
+              <w:bottom w:val="single" w:space="0" w:color="D3D3D3"/>
+              <w:start w:val="single" w:space="0" w:color="D3D3D3"/>
+              <w:end w:val="single" w:space="0" w:color="D3D3D3"/>
+            </w:tcBorders>
+          </w:tcPr>
+          <w:p>
+            <w:pPr>
+              <w:spacing w:before="0" w:after="60"/>
+              <w:keepNext/>
+              <w:jc w:val="end"/>
+            </w:pPr>
+            <w:r>
+              <w:rPr>
+                <w:rFonts w:ascii="Calibri" w:hAnsi="Calibri"/>
+                <w:sz w:val="20"/>
+              </w:rPr>
+              <w:t xml:space="default">0.11</w:t>
+            </w:r>
+          </w:p>
+        </w:tc>
+        <w:tc>
+          <w:tcPr>
+            <w:tcBorders>
+              <w:top w:val="single" w:space="0" w:color="D3D3D3"/>
+              <w:bottom w:val="single" w:space="0" w:color="D3D3D3"/>
+              <w:start w:val="single" w:space="0" w:color="D3D3D3"/>
+              <w:end w:val="single" w:space="0" w:color="D3D3D3"/>
+            </w:tcBorders>
+          </w:tcPr>
+          <w:p>
+            <w:pPr>
+              <w:spacing w:before="0" w:after="60"/>
+              <w:keepNext/>
+              <w:jc w:val="start"/>
+            </w:pPr>
+            <w:r>
+              <w:rPr>
+                <w:rFonts w:ascii="Calibri" w:hAnsi="Calibri"/>
+                <w:sz w:val="20"/>
+              </w:rPr>
+              <w:t xml:space="default"/>
+            </w:r>
+          </w:p>
+        </w:tc>
+        <w:tc>
+          <w:tcPr>
+            <w:tcBorders>
+              <w:top w:val="single" w:space="0" w:color="D3D3D3"/>
+              <w:bottom w:val="single" w:space="0" w:color="D3D3D3"/>
+              <w:start w:val="single" w:space="0" w:color="D3D3D3"/>
+              <w:end w:val="single" w:space="0" w:color="D3D3D3"/>
+            </w:tcBorders>
+          </w:tcPr>
+          <w:p>
+            <w:pPr>
+              <w:spacing w:before="0" w:after="60"/>
+              <w:keepNext/>
+              <w:jc w:val="end"/>
+            </w:pPr>
+            <w:r>
+              <w:rPr>
+                <w:rFonts w:ascii="Calibri" w:hAnsi="Calibri"/>
+                <w:sz w:val="20"/>
+              </w:rPr>
+              <w:t xml:space="default"/>
+            </w:r>
+          </w:p>
+        </w:tc>
+        <w:tc>
+          <w:tcPr>
+            <w:tcBorders>
+              <w:top w:val="single" w:space="0" w:color="D3D3D3"/>
+              <w:bottom w:val="single" w:space="0" w:color="D3D3D3"/>
+              <w:start w:val="single" w:space="0" w:color="D3D3D3"/>
+              <w:end w:val="single" w:space="0" w:color="D3D3D3"/>
+            </w:tcBorders>
+          </w:tcPr>
+          <w:p>
+            <w:pPr>
+              <w:spacing w:before="0" w:after="60"/>
+              <w:keepNext/>
+              <w:jc w:val="start"/>
+            </w:pPr>
+            <w:r>
+              <w:rPr>
+                <w:rFonts w:ascii="Calibri" w:hAnsi="Calibri"/>
+                <w:sz w:val="20"/>
+              </w:rPr>
+              <w:t xml:space="default">-4.58</w:t>
+            </w:r>
+          </w:p>
+        </w:tc>
+        <w:tc>
+          <w:tcPr>
+            <w:tcBorders>
+              <w:top w:val="single" w:space="0" w:color="D3D3D3"/>
+              <w:bottom w:val="single" w:space="0" w:color="D3D3D3"/>
+              <w:start w:val="single" w:space="0" w:color="D3D3D3"/>
+              <w:end w:val="single" w:space="0" w:color="D3D3D3"/>
+            </w:tcBorders>
+          </w:tcPr>
+          <w:p>
+            <w:pPr>
+              <w:spacing w:before="0" w:after="60"/>
+              <w:keepNext/>
+              <w:jc w:val="start"/>
+            </w:pPr>
+            <w:r>
+              <w:rPr>
+                <w:rFonts w:ascii="Calibri" w:hAnsi="Calibri"/>
+                <w:sz w:val="20"/>
+              </w:rPr>
+              <w:t xml:space="default">&lt;0.001</w:t>
+            </w:r>
+          </w:p>
+        </w:tc>
+        <w:tc>
+          <w:tcPr>
+            <w:tcBorders>
+              <w:top w:val="single" w:space="0" w:color="D3D3D3"/>
+              <w:bottom w:val="single" w:space="0" w:color="D3D3D3"/>
+              <w:start w:val="single" w:space="0" w:color="D3D3D3"/>
+              <w:end w:val="single" w:space="0" w:color="D3D3D3"/>
+            </w:tcBorders>
+          </w:tcPr>
+          <w:p>
+            <w:pPr>
+              <w:spacing w:before="0" w:after="60"/>
+              <w:keepNext/>
+              <w:jc w:val="end"/>
+            </w:pPr>
+            <w:r>
+              <w:rPr>
+                <w:rFonts w:ascii="Calibri" w:hAnsi="Calibri"/>
+                <w:sz w:val="20"/>
+              </w:rPr>
+              <w:t xml:space="default"/>
+            </w:r>
+          </w:p>
+        </w:tc>
+      </w:tr>
+      <w:tr>
+        <w:trPr>
+          <w:cantSplit/>
+        </w:trPr>
+        <w:tc>
+          <w:tcPr>
+            <w:tcBorders>
+              <w:top w:val="single" w:space="0" w:color="D3D3D3"/>
+              <w:bottom w:val="single" w:space="0" w:color="D3D3D3"/>
+              <w:start w:val="single" w:space="0" w:color="D3D3D3"/>
+              <w:end w:val="single" w:space="0" w:color="D3D3D3"/>
+            </w:tcBorders>
+          </w:tcPr>
+          <w:p>
+            <w:pPr>
+              <w:spacing w:before="0" w:after="60"/>
+              <w:keepNext/>
+              <w:jc w:val="start"/>
+            </w:pPr>
+            <w:r>
+              <w:rPr>
+                <w:rFonts w:ascii="Calibri" w:hAnsi="Calibri"/>
+                <w:sz w:val="20"/>
+                <w:b w:val="true"/>
+              </w:rPr>
+              <w:t xml:space="default">Post-hoc Contrasts</w:t>
+            </w:r>
+          </w:p>
+        </w:tc>
+        <w:tc>
+          <w:tcPr>
+            <w:tcBorders>
+              <w:top w:val="single" w:space="0" w:color="D3D3D3"/>
+              <w:bottom w:val="single" w:space="0" w:color="D3D3D3"/>
+              <w:start w:val="single" w:space="0" w:color="D3D3D3"/>
+              <w:end w:val="single" w:space="0" w:color="D3D3D3"/>
+            </w:tcBorders>
+          </w:tcPr>
+          <w:p>
+            <w:pPr>
+              <w:spacing w:before="0" w:after="60"/>
+              <w:keepNext/>
+              <w:jc w:val="start"/>
+            </w:pPr>
+            <w:r>
+              <w:rPr>
+                <w:rFonts w:ascii="Calibri" w:hAnsi="Calibri"/>
+                <w:sz w:val="20"/>
+              </w:rPr>
+              <w:t xml:space="default">Control(Control Parents) - Control(Starved Parents)</w:t>
+            </w:r>
+          </w:p>
+        </w:tc>
+        <w:tc>
+          <w:tcPr>
+            <w:tcBorders>
+              <w:top w:val="single" w:space="0" w:color="D3D3D3"/>
+              <w:bottom w:val="single" w:space="0" w:color="D3D3D3"/>
+              <w:start w:val="single" w:space="0" w:color="D3D3D3"/>
+              <w:end w:val="single" w:space="0" w:color="D3D3D3"/>
+            </w:tcBorders>
+          </w:tcPr>
+          <w:p>
+            <w:pPr>
+              <w:spacing w:before="0" w:after="60"/>
+              <w:keepNext/>
+              <w:jc w:val="end"/>
+            </w:pPr>
+            <w:r>
+              <w:rPr>
+                <w:rFonts w:ascii="Calibri" w:hAnsi="Calibri"/>
+                <w:sz w:val="20"/>
+              </w:rPr>
+              <w:t xml:space="default">1.17</w:t>
+            </w:r>
+          </w:p>
+        </w:tc>
+        <w:tc>
+          <w:tcPr>
+            <w:tcBorders>
+              <w:top w:val="single" w:space="0" w:color="D3D3D3"/>
+              <w:bottom w:val="single" w:space="0" w:color="D3D3D3"/>
+              <w:start w:val="single" w:space="0" w:color="D3D3D3"/>
+              <w:end w:val="single" w:space="0" w:color="D3D3D3"/>
+            </w:tcBorders>
+          </w:tcPr>
+          <w:p>
+            <w:pPr>
+              <w:spacing w:before="0" w:after="60"/>
+              <w:keepNext/>
+              <w:jc w:val="end"/>
+            </w:pPr>
+            <w:r>
+              <w:rPr>
+                <w:rFonts w:ascii="Calibri" w:hAnsi="Calibri"/>
+                <w:sz w:val="20"/>
+              </w:rPr>
+              <w:t xml:space="default">0.11</w:t>
+            </w:r>
+          </w:p>
+        </w:tc>
+        <w:tc>
+          <w:tcPr>
+            <w:tcBorders>
+              <w:top w:val="single" w:space="0" w:color="D3D3D3"/>
+              <w:bottom w:val="single" w:space="0" w:color="D3D3D3"/>
+              <w:start w:val="single" w:space="0" w:color="D3D3D3"/>
+              <w:end w:val="single" w:space="0" w:color="D3D3D3"/>
+            </w:tcBorders>
+          </w:tcPr>
+          <w:p>
+            <w:pPr>
+              <w:spacing w:before="0" w:after="60"/>
+              <w:keepNext/>
+              <w:jc w:val="start"/>
+            </w:pPr>
+            <w:r>
+              <w:rPr>
+                <w:rFonts w:ascii="Calibri" w:hAnsi="Calibri"/>
+                <w:sz w:val="20"/>
+              </w:rPr>
+              <w:t xml:space="default"/>
+            </w:r>
+          </w:p>
+        </w:tc>
+        <w:tc>
+          <w:tcPr>
+            <w:tcBorders>
+              <w:top w:val="single" w:space="0" w:color="D3D3D3"/>
+              <w:bottom w:val="single" w:space="0" w:color="D3D3D3"/>
+              <w:start w:val="single" w:space="0" w:color="D3D3D3"/>
+              <w:end w:val="single" w:space="0" w:color="D3D3D3"/>
+            </w:tcBorders>
+          </w:tcPr>
+          <w:p>
+            <w:pPr>
+              <w:spacing w:before="0" w:after="60"/>
+              <w:keepNext/>
+              <w:jc w:val="end"/>
+            </w:pPr>
+            <w:r>
+              <w:rPr>
+                <w:rFonts w:ascii="Calibri" w:hAnsi="Calibri"/>
+                <w:sz w:val="20"/>
+              </w:rPr>
+              <w:t xml:space="default"/>
+            </w:r>
+          </w:p>
+        </w:tc>
+        <w:tc>
+          <w:tcPr>
+            <w:tcBorders>
+              <w:top w:val="single" w:space="0" w:color="D3D3D3"/>
+              <w:bottom w:val="single" w:space="0" w:color="D3D3D3"/>
+              <w:start w:val="single" w:space="0" w:color="D3D3D3"/>
+              <w:end w:val="single" w:space="0" w:color="D3D3D3"/>
+            </w:tcBorders>
+          </w:tcPr>
+          <w:p>
+            <w:pPr>
+              <w:spacing w:before="0" w:after="60"/>
+              <w:keepNext/>
+              <w:jc w:val="start"/>
+            </w:pPr>
+            <w:r>
+              <w:rPr>
+                <w:rFonts w:ascii="Calibri" w:hAnsi="Calibri"/>
+                <w:sz w:val="20"/>
+              </w:rPr>
+              <w:t xml:space="default">10.94</w:t>
+            </w:r>
+          </w:p>
+        </w:tc>
+        <w:tc>
+          <w:tcPr>
+            <w:tcBorders>
+              <w:top w:val="single" w:space="0" w:color="D3D3D3"/>
+              <w:bottom w:val="single" w:space="0" w:color="D3D3D3"/>
+              <w:start w:val="single" w:space="0" w:color="D3D3D3"/>
+              <w:end w:val="single" w:space="0" w:color="D3D3D3"/>
+            </w:tcBorders>
+          </w:tcPr>
+          <w:p>
+            <w:pPr>
+              <w:spacing w:before="0" w:after="60"/>
+              <w:keepNext/>
+              <w:jc w:val="start"/>
+            </w:pPr>
+            <w:r>
+              <w:rPr>
+                <w:rFonts w:ascii="Calibri" w:hAnsi="Calibri"/>
+                <w:sz w:val="20"/>
+              </w:rPr>
+              <w:t xml:space="default">&lt;0.001</w:t>
+            </w:r>
+          </w:p>
+        </w:tc>
+        <w:tc>
+          <w:tcPr>
+            <w:tcBorders>
+              <w:top w:val="single" w:space="0" w:color="D3D3D3"/>
+              <w:bottom w:val="single" w:space="0" w:color="D3D3D3"/>
+              <w:start w:val="single" w:space="0" w:color="D3D3D3"/>
+              <w:end w:val="single" w:space="0" w:color="D3D3D3"/>
+            </w:tcBorders>
+          </w:tcPr>
+          <w:p>
+            <w:pPr>
+              <w:spacing w:before="0" w:after="60"/>
+              <w:keepNext/>
+              <w:jc w:val="end"/>
+            </w:pPr>
+            <w:r>
+              <w:rPr>
+                <w:rFonts w:ascii="Calibri" w:hAnsi="Calibri"/>
+                <w:sz w:val="20"/>
+              </w:rPr>
+              <w:t xml:space="default"/>
+            </w:r>
+          </w:p>
+        </w:tc>
+      </w:tr>
+      <w:tr>
+        <w:trPr>
+          <w:cantSplit/>
+        </w:trPr>
+        <w:tc>
+          <w:tcPr>
+            <w:tcBorders>
+              <w:top w:val="single" w:space="0" w:color="D3D3D3"/>
+              <w:bottom w:val="single" w:space="0" w:color="D3D3D3"/>
+              <w:start w:val="single" w:space="0" w:color="D3D3D3"/>
+              <w:end w:val="single" w:space="0" w:color="D3D3D3"/>
+            </w:tcBorders>
+          </w:tcPr>
+          <w:p>
+            <w:pPr>
+              <w:spacing w:before="0" w:after="60"/>
+              <w:keepNext/>
+              <w:jc w:val="start"/>
+            </w:pPr>
+            <w:r>
+              <w:rPr>
+                <w:rFonts w:ascii="Calibri" w:hAnsi="Calibri"/>
+                <w:sz w:val="20"/>
+                <w:b w:val="true"/>
+              </w:rPr>
+              <w:t xml:space="default">Post-hoc Contrasts</w:t>
+            </w:r>
+          </w:p>
+        </w:tc>
+        <w:tc>
+          <w:tcPr>
+            <w:tcBorders>
+              <w:top w:val="single" w:space="0" w:color="D3D3D3"/>
+              <w:bottom w:val="single" w:space="0" w:color="D3D3D3"/>
+              <w:start w:val="single" w:space="0" w:color="D3D3D3"/>
+              <w:end w:val="single" w:space="0" w:color="D3D3D3"/>
+            </w:tcBorders>
+          </w:tcPr>
+          <w:p>
+            <w:pPr>
+              <w:spacing w:before="0" w:after="60"/>
+              <w:keepNext/>
+              <w:jc w:val="start"/>
+            </w:pPr>
+            <w:r>
+              <w:rPr>
+                <w:rFonts w:ascii="Calibri" w:hAnsi="Calibri"/>
+                <w:sz w:val="20"/>
+              </w:rPr>
+              <w:t xml:space="default">Control(Control Parents) - Starved(Starved Parents)</w:t>
+            </w:r>
+          </w:p>
+        </w:tc>
+        <w:tc>
+          <w:tcPr>
+            <w:tcBorders>
+              <w:top w:val="single" w:space="0" w:color="D3D3D3"/>
+              <w:bottom w:val="single" w:space="0" w:color="D3D3D3"/>
+              <w:start w:val="single" w:space="0" w:color="D3D3D3"/>
+              <w:end w:val="single" w:space="0" w:color="D3D3D3"/>
+            </w:tcBorders>
+          </w:tcPr>
+          <w:p>
+            <w:pPr>
+              <w:spacing w:before="0" w:after="60"/>
+              <w:keepNext/>
+              <w:jc w:val="end"/>
+            </w:pPr>
+            <w:r>
+              <w:rPr>
+                <w:rFonts w:ascii="Calibri" w:hAnsi="Calibri"/>
+                <w:sz w:val="20"/>
+              </w:rPr>
+              <w:t xml:space="default">0.77</w:t>
+            </w:r>
+          </w:p>
+        </w:tc>
+        <w:tc>
+          <w:tcPr>
+            <w:tcBorders>
+              <w:top w:val="single" w:space="0" w:color="D3D3D3"/>
+              <w:bottom w:val="single" w:space="0" w:color="D3D3D3"/>
+              <w:start w:val="single" w:space="0" w:color="D3D3D3"/>
+              <w:end w:val="single" w:space="0" w:color="D3D3D3"/>
+            </w:tcBorders>
+          </w:tcPr>
+          <w:p>
+            <w:pPr>
+              <w:spacing w:before="0" w:after="60"/>
+              <w:keepNext/>
+              <w:jc w:val="end"/>
+            </w:pPr>
+            <w:r>
+              <w:rPr>
+                <w:rFonts w:ascii="Calibri" w:hAnsi="Calibri"/>
+                <w:sz w:val="20"/>
+              </w:rPr>
+              <w:t xml:space="default">0.11</w:t>
+            </w:r>
+          </w:p>
+        </w:tc>
+        <w:tc>
+          <w:tcPr>
+            <w:tcBorders>
+              <w:top w:val="single" w:space="0" w:color="D3D3D3"/>
+              <w:bottom w:val="single" w:space="0" w:color="D3D3D3"/>
+              <w:start w:val="single" w:space="0" w:color="D3D3D3"/>
+              <w:end w:val="single" w:space="0" w:color="D3D3D3"/>
+            </w:tcBorders>
+          </w:tcPr>
+          <w:p>
+            <w:pPr>
+              <w:spacing w:before="0" w:after="60"/>
+              <w:keepNext/>
+              <w:jc w:val="start"/>
+            </w:pPr>
+            <w:r>
+              <w:rPr>
+                <w:rFonts w:ascii="Calibri" w:hAnsi="Calibri"/>
+                <w:sz w:val="20"/>
+              </w:rPr>
+              <w:t xml:space="default"/>
+            </w:r>
+          </w:p>
+        </w:tc>
+        <w:tc>
+          <w:tcPr>
+            <w:tcBorders>
+              <w:top w:val="single" w:space="0" w:color="D3D3D3"/>
+              <w:bottom w:val="single" w:space="0" w:color="D3D3D3"/>
+              <w:start w:val="single" w:space="0" w:color="D3D3D3"/>
+              <w:end w:val="single" w:space="0" w:color="D3D3D3"/>
+            </w:tcBorders>
+          </w:tcPr>
+          <w:p>
+            <w:pPr>
+              <w:spacing w:before="0" w:after="60"/>
+              <w:keepNext/>
+              <w:jc w:val="end"/>
+            </w:pPr>
+            <w:r>
+              <w:rPr>
+                <w:rFonts w:ascii="Calibri" w:hAnsi="Calibri"/>
+                <w:sz w:val="20"/>
+              </w:rPr>
+              <w:t xml:space="default"/>
+            </w:r>
+          </w:p>
+        </w:tc>
+        <w:tc>
+          <w:tcPr>
+            <w:tcBorders>
+              <w:top w:val="single" w:space="0" w:color="D3D3D3"/>
+              <w:bottom w:val="single" w:space="0" w:color="D3D3D3"/>
+              <w:start w:val="single" w:space="0" w:color="D3D3D3"/>
+              <w:end w:val="single" w:space="0" w:color="D3D3D3"/>
+            </w:tcBorders>
+          </w:tcPr>
+          <w:p>
+            <w:pPr>
+              <w:spacing w:before="0" w:after="60"/>
+              <w:keepNext/>
+              <w:jc w:val="start"/>
+            </w:pPr>
+            <w:r>
+              <w:rPr>
+                <w:rFonts w:ascii="Calibri" w:hAnsi="Calibri"/>
+                <w:sz w:val="20"/>
+              </w:rPr>
+              <w:t xml:space="default">7.09</w:t>
+            </w:r>
+          </w:p>
+        </w:tc>
+        <w:tc>
+          <w:tcPr>
+            <w:tcBorders>
+              <w:top w:val="single" w:space="0" w:color="D3D3D3"/>
+              <w:bottom w:val="single" w:space="0" w:color="D3D3D3"/>
+              <w:start w:val="single" w:space="0" w:color="D3D3D3"/>
+              <w:end w:val="single" w:space="0" w:color="D3D3D3"/>
+            </w:tcBorders>
+          </w:tcPr>
+          <w:p>
+            <w:pPr>
+              <w:spacing w:before="0" w:after="60"/>
+              <w:keepNext/>
+              <w:jc w:val="start"/>
+            </w:pPr>
+            <w:r>
+              <w:rPr>
+                <w:rFonts w:ascii="Calibri" w:hAnsi="Calibri"/>
+                <w:sz w:val="20"/>
+              </w:rPr>
+              <w:t xml:space="default">&lt;0.001</w:t>
+            </w:r>
+          </w:p>
+        </w:tc>
+        <w:tc>
+          <w:tcPr>
+            <w:tcBorders>
+              <w:top w:val="single" w:space="0" w:color="D3D3D3"/>
+              <w:bottom w:val="single" w:space="0" w:color="D3D3D3"/>
+              <w:start w:val="single" w:space="0" w:color="D3D3D3"/>
+              <w:end w:val="single" w:space="0" w:color="D3D3D3"/>
+            </w:tcBorders>
+          </w:tcPr>
+          <w:p>
+            <w:pPr>
+              <w:spacing w:before="0" w:after="60"/>
+              <w:keepNext/>
+              <w:jc w:val="end"/>
+            </w:pPr>
+            <w:r>
+              <w:rPr>
+                <w:rFonts w:ascii="Calibri" w:hAnsi="Calibri"/>
+                <w:sz w:val="20"/>
+              </w:rPr>
+              <w:t xml:space="default"/>
+            </w:r>
+          </w:p>
+        </w:tc>
+      </w:tr>
+      <w:tr>
+        <w:trPr>
+          <w:cantSplit/>
+        </w:trPr>
+        <w:tc>
+          <w:tcPr>
+            <w:tcBorders>
+              <w:top w:val="single" w:space="0" w:color="D3D3D3"/>
+              <w:bottom w:val="single" w:space="0" w:color="D3D3D3"/>
+              <w:start w:val="single" w:space="0" w:color="D3D3D3"/>
+              <w:end w:val="single" w:space="0" w:color="D3D3D3"/>
+            </w:tcBorders>
+          </w:tcPr>
+          <w:p>
+            <w:pPr>
+              <w:spacing w:before="0" w:after="60"/>
+              <w:keepNext/>
+              <w:jc w:val="start"/>
+            </w:pPr>
+            <w:r>
+              <w:rPr>
+                <w:rFonts w:ascii="Calibri" w:hAnsi="Calibri"/>
+                <w:sz w:val="20"/>
+                <w:b w:val="true"/>
+              </w:rPr>
+              <w:t xml:space="default">Post-hoc Contrasts</w:t>
+            </w:r>
+          </w:p>
+        </w:tc>
+        <w:tc>
+          <w:tcPr>
+            <w:tcBorders>
+              <w:top w:val="single" w:space="0" w:color="D3D3D3"/>
+              <w:bottom w:val="single" w:space="0" w:color="D3D3D3"/>
+              <w:start w:val="single" w:space="0" w:color="D3D3D3"/>
+              <w:end w:val="single" w:space="0" w:color="D3D3D3"/>
+            </w:tcBorders>
+          </w:tcPr>
+          <w:p>
+            <w:pPr>
+              <w:spacing w:before="0" w:after="60"/>
+              <w:keepNext/>
+              <w:jc w:val="start"/>
+            </w:pPr>
+            <w:r>
+              <w:rPr>
+                <w:rFonts w:ascii="Calibri" w:hAnsi="Calibri"/>
+                <w:sz w:val="20"/>
+              </w:rPr>
+              <w:t xml:space="default">Starved(Control Parents) - Control(Starved Parents)</w:t>
+            </w:r>
+          </w:p>
+        </w:tc>
+        <w:tc>
+          <w:tcPr>
+            <w:tcBorders>
+              <w:top w:val="single" w:space="0" w:color="D3D3D3"/>
+              <w:bottom w:val="single" w:space="0" w:color="D3D3D3"/>
+              <w:start w:val="single" w:space="0" w:color="D3D3D3"/>
+              <w:end w:val="single" w:space="0" w:color="D3D3D3"/>
+            </w:tcBorders>
+          </w:tcPr>
+          <w:p>
+            <w:pPr>
+              <w:spacing w:before="0" w:after="60"/>
+              <w:keepNext/>
+              <w:jc w:val="end"/>
+            </w:pPr>
+            <w:r>
+              <w:rPr>
+                <w:rFonts w:ascii="Calibri" w:hAnsi="Calibri"/>
+                <w:sz w:val="20"/>
+              </w:rPr>
+              <w:t xml:space="default">1.66</w:t>
+            </w:r>
+          </w:p>
+        </w:tc>
+        <w:tc>
+          <w:tcPr>
+            <w:tcBorders>
+              <w:top w:val="single" w:space="0" w:color="D3D3D3"/>
+              <w:bottom w:val="single" w:space="0" w:color="D3D3D3"/>
+              <w:start w:val="single" w:space="0" w:color="D3D3D3"/>
+              <w:end w:val="single" w:space="0" w:color="D3D3D3"/>
+            </w:tcBorders>
+          </w:tcPr>
+          <w:p>
+            <w:pPr>
+              <w:spacing w:before="0" w:after="60"/>
+              <w:keepNext/>
+              <w:jc w:val="end"/>
+            </w:pPr>
+            <w:r>
+              <w:rPr>
+                <w:rFonts w:ascii="Calibri" w:hAnsi="Calibri"/>
+                <w:sz w:val="20"/>
+              </w:rPr>
+              <w:t xml:space="default">0.11</w:t>
+            </w:r>
+          </w:p>
+        </w:tc>
+        <w:tc>
+          <w:tcPr>
+            <w:tcBorders>
+              <w:top w:val="single" w:space="0" w:color="D3D3D3"/>
+              <w:bottom w:val="single" w:space="0" w:color="D3D3D3"/>
+              <w:start w:val="single" w:space="0" w:color="D3D3D3"/>
+              <w:end w:val="single" w:space="0" w:color="D3D3D3"/>
+            </w:tcBorders>
+          </w:tcPr>
+          <w:p>
+            <w:pPr>
+              <w:spacing w:before="0" w:after="60"/>
+              <w:keepNext/>
+              <w:jc w:val="start"/>
+            </w:pPr>
+            <w:r>
+              <w:rPr>
+                <w:rFonts w:ascii="Calibri" w:hAnsi="Calibri"/>
+                <w:sz w:val="20"/>
+              </w:rPr>
+              <w:t xml:space="default"/>
+            </w:r>
+          </w:p>
+        </w:tc>
+        <w:tc>
+          <w:tcPr>
+            <w:tcBorders>
+              <w:top w:val="single" w:space="0" w:color="D3D3D3"/>
+              <w:bottom w:val="single" w:space="0" w:color="D3D3D3"/>
+              <w:start w:val="single" w:space="0" w:color="D3D3D3"/>
+              <w:end w:val="single" w:space="0" w:color="D3D3D3"/>
+            </w:tcBorders>
+          </w:tcPr>
+          <w:p>
+            <w:pPr>
+              <w:spacing w:before="0" w:after="60"/>
+              <w:keepNext/>
+              <w:jc w:val="end"/>
+            </w:pPr>
+            <w:r>
+              <w:rPr>
+                <w:rFonts w:ascii="Calibri" w:hAnsi="Calibri"/>
+                <w:sz w:val="20"/>
+              </w:rPr>
+              <w:t xml:space="default"/>
+            </w:r>
+          </w:p>
+        </w:tc>
+        <w:tc>
+          <w:tcPr>
+            <w:tcBorders>
+              <w:top w:val="single" w:space="0" w:color="D3D3D3"/>
+              <w:bottom w:val="single" w:space="0" w:color="D3D3D3"/>
+              <w:start w:val="single" w:space="0" w:color="D3D3D3"/>
+              <w:end w:val="single" w:space="0" w:color="D3D3D3"/>
+            </w:tcBorders>
+          </w:tcPr>
+          <w:p>
+            <w:pPr>
+              <w:spacing w:before="0" w:after="60"/>
+              <w:keepNext/>
+              <w:jc w:val="start"/>
+            </w:pPr>
+            <w:r>
+              <w:rPr>
+                <w:rFonts w:ascii="Calibri" w:hAnsi="Calibri"/>
+                <w:sz w:val="20"/>
+              </w:rPr>
+              <w:t xml:space="default">15.53</w:t>
+            </w:r>
+          </w:p>
+        </w:tc>
+        <w:tc>
+          <w:tcPr>
+            <w:tcBorders>
+              <w:top w:val="single" w:space="0" w:color="D3D3D3"/>
+              <w:bottom w:val="single" w:space="0" w:color="D3D3D3"/>
+              <w:start w:val="single" w:space="0" w:color="D3D3D3"/>
+              <w:end w:val="single" w:space="0" w:color="D3D3D3"/>
+            </w:tcBorders>
+          </w:tcPr>
+          <w:p>
+            <w:pPr>
+              <w:spacing w:before="0" w:after="60"/>
+              <w:keepNext/>
+              <w:jc w:val="start"/>
+            </w:pPr>
+            <w:r>
+              <w:rPr>
+                <w:rFonts w:ascii="Calibri" w:hAnsi="Calibri"/>
+                <w:sz w:val="20"/>
+              </w:rPr>
+              <w:t xml:space="default">&lt;0.001</w:t>
+            </w:r>
+          </w:p>
+        </w:tc>
+        <w:tc>
+          <w:tcPr>
+            <w:tcBorders>
+              <w:top w:val="single" w:space="0" w:color="D3D3D3"/>
+              <w:bottom w:val="single" w:space="0" w:color="D3D3D3"/>
+              <w:start w:val="single" w:space="0" w:color="D3D3D3"/>
+              <w:end w:val="single" w:space="0" w:color="D3D3D3"/>
+            </w:tcBorders>
+          </w:tcPr>
+          <w:p>
+            <w:pPr>
+              <w:spacing w:before="0" w:after="60"/>
+              <w:keepNext/>
+              <w:jc w:val="end"/>
+            </w:pPr>
+            <w:r>
+              <w:rPr>
+                <w:rFonts w:ascii="Calibri" w:hAnsi="Calibri"/>
+                <w:sz w:val="20"/>
+              </w:rPr>
+              <w:t xml:space="default"/>
+            </w:r>
+          </w:p>
+        </w:tc>
+      </w:tr>
+      <w:tr>
+        <w:trPr>
+          <w:cantSplit/>
+        </w:trPr>
+        <w:tc>
+          <w:tcPr>
+            <w:tcBorders>
+              <w:top w:val="single" w:space="0" w:color="D3D3D3"/>
+              <w:bottom w:val="single" w:space="0" w:color="D3D3D3"/>
+              <w:start w:val="single" w:space="0" w:color="D3D3D3"/>
+              <w:end w:val="single" w:space="0" w:color="D3D3D3"/>
+            </w:tcBorders>
+          </w:tcPr>
+          <w:p>
+            <w:pPr>
+              <w:spacing w:before="0" w:after="60"/>
+              <w:keepNext/>
+              <w:jc w:val="start"/>
+            </w:pPr>
+            <w:r>
+              <w:rPr>
+                <w:rFonts w:ascii="Calibri" w:hAnsi="Calibri"/>
+                <w:sz w:val="20"/>
+                <w:b w:val="true"/>
+              </w:rPr>
+              <w:t xml:space="default">Post-hoc Contrasts</w:t>
+            </w:r>
+          </w:p>
+        </w:tc>
+        <w:tc>
+          <w:tcPr>
+            <w:tcBorders>
+              <w:top w:val="single" w:space="0" w:color="D3D3D3"/>
+              <w:bottom w:val="single" w:space="0" w:color="D3D3D3"/>
+              <w:start w:val="single" w:space="0" w:color="D3D3D3"/>
+              <w:end w:val="single" w:space="0" w:color="D3D3D3"/>
+            </w:tcBorders>
+          </w:tcPr>
+          <w:p>
+            <w:pPr>
+              <w:spacing w:before="0" w:after="60"/>
+              <w:keepNext/>
+              <w:jc w:val="start"/>
+            </w:pPr>
+            <w:r>
+              <w:rPr>
+                <w:rFonts w:ascii="Calibri" w:hAnsi="Calibri"/>
+                <w:sz w:val="20"/>
+              </w:rPr>
+              <w:t xml:space="default">Starved(Control Parents) - Starved(Starved Parents)</w:t>
+            </w:r>
+          </w:p>
+        </w:tc>
+        <w:tc>
+          <w:tcPr>
+            <w:tcBorders>
+              <w:top w:val="single" w:space="0" w:color="D3D3D3"/>
+              <w:bottom w:val="single" w:space="0" w:color="D3D3D3"/>
+              <w:start w:val="single" w:space="0" w:color="D3D3D3"/>
+              <w:end w:val="single" w:space="0" w:color="D3D3D3"/>
+            </w:tcBorders>
+          </w:tcPr>
+          <w:p>
+            <w:pPr>
+              <w:spacing w:before="0" w:after="60"/>
+              <w:keepNext/>
+              <w:jc w:val="end"/>
+            </w:pPr>
+            <w:r>
+              <w:rPr>
+                <w:rFonts w:ascii="Calibri" w:hAnsi="Calibri"/>
+                <w:sz w:val="20"/>
+              </w:rPr>
+              <w:t xml:space="default">1.26</w:t>
+            </w:r>
+          </w:p>
+        </w:tc>
+        <w:tc>
+          <w:tcPr>
+            <w:tcBorders>
+              <w:top w:val="single" w:space="0" w:color="D3D3D3"/>
+              <w:bottom w:val="single" w:space="0" w:color="D3D3D3"/>
+              <w:start w:val="single" w:space="0" w:color="D3D3D3"/>
+              <w:end w:val="single" w:space="0" w:color="D3D3D3"/>
+            </w:tcBorders>
+          </w:tcPr>
+          <w:p>
+            <w:pPr>
+              <w:spacing w:before="0" w:after="60"/>
+              <w:keepNext/>
+              <w:jc w:val="end"/>
+            </w:pPr>
+            <w:r>
+              <w:rPr>
+                <w:rFonts w:ascii="Calibri" w:hAnsi="Calibri"/>
+                <w:sz w:val="20"/>
+              </w:rPr>
+              <w:t xml:space="default">0.11</w:t>
+            </w:r>
+          </w:p>
+        </w:tc>
+        <w:tc>
+          <w:tcPr>
+            <w:tcBorders>
+              <w:top w:val="single" w:space="0" w:color="D3D3D3"/>
+              <w:bottom w:val="single" w:space="0" w:color="D3D3D3"/>
+              <w:start w:val="single" w:space="0" w:color="D3D3D3"/>
+              <w:end w:val="single" w:space="0" w:color="D3D3D3"/>
+            </w:tcBorders>
+          </w:tcPr>
+          <w:p>
+            <w:pPr>
+              <w:spacing w:before="0" w:after="60"/>
+              <w:keepNext/>
+              <w:jc w:val="start"/>
+            </w:pPr>
+            <w:r>
+              <w:rPr>
+                <w:rFonts w:ascii="Calibri" w:hAnsi="Calibri"/>
+                <w:sz w:val="20"/>
+              </w:rPr>
+              <w:t xml:space="default"/>
+            </w:r>
+          </w:p>
+        </w:tc>
+        <w:tc>
+          <w:tcPr>
+            <w:tcBorders>
+              <w:top w:val="single" w:space="0" w:color="D3D3D3"/>
+              <w:bottom w:val="single" w:space="0" w:color="D3D3D3"/>
+              <w:start w:val="single" w:space="0" w:color="D3D3D3"/>
+              <w:end w:val="single" w:space="0" w:color="D3D3D3"/>
+            </w:tcBorders>
+          </w:tcPr>
+          <w:p>
+            <w:pPr>
+              <w:spacing w:before="0" w:after="60"/>
+              <w:keepNext/>
+              <w:jc w:val="end"/>
+            </w:pPr>
+            <w:r>
+              <w:rPr>
+                <w:rFonts w:ascii="Calibri" w:hAnsi="Calibri"/>
+                <w:sz w:val="20"/>
+              </w:rPr>
+              <w:t xml:space="default"/>
+            </w:r>
+          </w:p>
+        </w:tc>
+        <w:tc>
+          <w:tcPr>
+            <w:tcBorders>
+              <w:top w:val="single" w:space="0" w:color="D3D3D3"/>
+              <w:bottom w:val="single" w:space="0" w:color="D3D3D3"/>
+              <w:start w:val="single" w:space="0" w:color="D3D3D3"/>
+              <w:end w:val="single" w:space="0" w:color="D3D3D3"/>
+            </w:tcBorders>
+          </w:tcPr>
+          <w:p>
+            <w:pPr>
+              <w:spacing w:before="0" w:after="60"/>
+              <w:keepNext/>
+              <w:jc w:val="start"/>
+            </w:pPr>
+            <w:r>
+              <w:rPr>
+                <w:rFonts w:ascii="Calibri" w:hAnsi="Calibri"/>
+                <w:sz w:val="20"/>
+              </w:rPr>
+              <w:t xml:space="default">11.63</w:t>
+            </w:r>
+          </w:p>
+        </w:tc>
+        <w:tc>
+          <w:tcPr>
+            <w:tcBorders>
+              <w:top w:val="single" w:space="0" w:color="D3D3D3"/>
+              <w:bottom w:val="single" w:space="0" w:color="D3D3D3"/>
+              <w:start w:val="single" w:space="0" w:color="D3D3D3"/>
+              <w:end w:val="single" w:space="0" w:color="D3D3D3"/>
+            </w:tcBorders>
+          </w:tcPr>
+          <w:p>
+            <w:pPr>
+              <w:spacing w:before="0" w:after="60"/>
+              <w:keepNext/>
+              <w:jc w:val="start"/>
+            </w:pPr>
+            <w:r>
+              <w:rPr>
+                <w:rFonts w:ascii="Calibri" w:hAnsi="Calibri"/>
+                <w:sz w:val="20"/>
+              </w:rPr>
+              <w:t xml:space="default">&lt;0.001</w:t>
+            </w:r>
+          </w:p>
+        </w:tc>
+        <w:tc>
+          <w:tcPr>
+            <w:tcBorders>
+              <w:top w:val="single" w:space="0" w:color="D3D3D3"/>
+              <w:bottom w:val="single" w:space="0" w:color="D3D3D3"/>
+              <w:start w:val="single" w:space="0" w:color="D3D3D3"/>
+              <w:end w:val="single" w:space="0" w:color="D3D3D3"/>
+            </w:tcBorders>
+          </w:tcPr>
+          <w:p>
+            <w:pPr>
+              <w:spacing w:before="0" w:after="60"/>
+              <w:keepNext/>
+              <w:jc w:val="end"/>
+            </w:pPr>
+            <w:r>
+              <w:rPr>
+                <w:rFonts w:ascii="Calibri" w:hAnsi="Calibri"/>
+                <w:sz w:val="20"/>
+              </w:rPr>
+              <w:t xml:space="default"/>
+            </w:r>
+          </w:p>
+        </w:tc>
+      </w:tr>
+      <w:tr>
+        <w:trPr>
+          <w:cantSplit/>
+        </w:trPr>
+        <w:tc>
+          <w:tcPr>
+            <w:tcBorders>
+              <w:top w:val="single" w:space="0" w:color="D3D3D3"/>
+              <w:bottom w:val="single" w:space="0" w:color="D3D3D3"/>
+              <w:start w:val="single" w:space="0" w:color="D3D3D3"/>
+              <w:end w:val="single" w:space="0" w:color="D3D3D3"/>
+            </w:tcBorders>
+          </w:tcPr>
+          <w:p>
+            <w:pPr>
+              <w:spacing w:before="0" w:after="60"/>
+              <w:keepNext/>
+              <w:jc w:val="start"/>
+            </w:pPr>
+            <w:r>
+              <w:rPr>
+                <w:rFonts w:ascii="Calibri" w:hAnsi="Calibri"/>
+                <w:sz w:val="20"/>
+                <w:b w:val="true"/>
+              </w:rPr>
+              <w:t xml:space="default">Post-hoc Contrasts</w:t>
+            </w:r>
+          </w:p>
+        </w:tc>
+        <w:tc>
+          <w:tcPr>
+            <w:tcBorders>
+              <w:top w:val="single" w:space="0" w:color="D3D3D3"/>
+              <w:bottom w:val="single" w:space="0" w:color="D3D3D3"/>
+              <w:start w:val="single" w:space="0" w:color="D3D3D3"/>
+              <w:end w:val="single" w:space="0" w:color="D3D3D3"/>
+            </w:tcBorders>
+          </w:tcPr>
+          <w:p>
+            <w:pPr>
+              <w:spacing w:before="0" w:after="60"/>
+              <w:keepNext/>
+              <w:jc w:val="start"/>
+            </w:pPr>
+            <w:r>
+              <w:rPr>
+                <w:rFonts w:ascii="Calibri" w:hAnsi="Calibri"/>
+                <w:sz w:val="20"/>
+              </w:rPr>
+              <w:t xml:space="default">Control(Starved Parents) - Starved(Starved Parents)</w:t>
+            </w:r>
+          </w:p>
+        </w:tc>
+        <w:tc>
+          <w:tcPr>
+            <w:tcBorders>
+              <w:top w:val="single" w:space="0" w:color="D3D3D3"/>
+              <w:bottom w:val="single" w:space="0" w:color="D3D3D3"/>
+              <w:start w:val="single" w:space="0" w:color="D3D3D3"/>
+              <w:end w:val="single" w:space="0" w:color="D3D3D3"/>
+            </w:tcBorders>
+          </w:tcPr>
+          <w:p>
+            <w:pPr>
+              <w:spacing w:before="0" w:after="60"/>
+              <w:keepNext/>
+              <w:jc w:val="end"/>
+            </w:pPr>
+            <w:r>
+              <w:rPr>
+                <w:rFonts w:ascii="Calibri" w:hAnsi="Calibri"/>
+                <w:sz w:val="20"/>
+              </w:rPr>
+              <w:t xml:space="default">-0.41</w:t>
+            </w:r>
+          </w:p>
+        </w:tc>
+        <w:tc>
+          <w:tcPr>
+            <w:tcBorders>
+              <w:top w:val="single" w:space="0" w:color="D3D3D3"/>
+              <w:bottom w:val="single" w:space="0" w:color="D3D3D3"/>
+              <w:start w:val="single" w:space="0" w:color="D3D3D3"/>
+              <w:end w:val="single" w:space="0" w:color="D3D3D3"/>
+            </w:tcBorders>
+          </w:tcPr>
+          <w:p>
+            <w:pPr>
+              <w:spacing w:before="0" w:after="60"/>
+              <w:keepNext/>
+              <w:jc w:val="end"/>
+            </w:pPr>
+            <w:r>
+              <w:rPr>
+                <w:rFonts w:ascii="Calibri" w:hAnsi="Calibri"/>
+                <w:sz w:val="20"/>
+              </w:rPr>
+              <w:t xml:space="default">0.11</w:t>
+            </w:r>
+          </w:p>
+        </w:tc>
+        <w:tc>
+          <w:tcPr>
+            <w:tcBorders>
+              <w:top w:val="single" w:space="0" w:color="D3D3D3"/>
+              <w:bottom w:val="single" w:space="0" w:color="D3D3D3"/>
+              <w:start w:val="single" w:space="0" w:color="D3D3D3"/>
+              <w:end w:val="single" w:space="0" w:color="D3D3D3"/>
+            </w:tcBorders>
+          </w:tcPr>
+          <w:p>
+            <w:pPr>
+              <w:spacing w:before="0" w:after="60"/>
+              <w:keepNext/>
+              <w:jc w:val="start"/>
+            </w:pPr>
+            <w:r>
+              <w:rPr>
+                <w:rFonts w:ascii="Calibri" w:hAnsi="Calibri"/>
+                <w:sz w:val="20"/>
+              </w:rPr>
+              <w:t xml:space="default"/>
+            </w:r>
+          </w:p>
+        </w:tc>
+        <w:tc>
+          <w:tcPr>
+            <w:tcBorders>
+              <w:top w:val="single" w:space="0" w:color="D3D3D3"/>
+              <w:bottom w:val="single" w:space="0" w:color="D3D3D3"/>
+              <w:start w:val="single" w:space="0" w:color="D3D3D3"/>
+              <w:end w:val="single" w:space="0" w:color="D3D3D3"/>
+            </w:tcBorders>
+          </w:tcPr>
+          <w:p>
+            <w:pPr>
+              <w:spacing w:before="0" w:after="60"/>
+              <w:keepNext/>
+              <w:jc w:val="end"/>
+            </w:pPr>
+            <w:r>
+              <w:rPr>
+                <w:rFonts w:ascii="Calibri" w:hAnsi="Calibri"/>
+                <w:sz w:val="20"/>
+              </w:rPr>
+              <w:t xml:space="default"/>
+            </w:r>
+          </w:p>
+        </w:tc>
+        <w:tc>
+          <w:tcPr>
+            <w:tcBorders>
+              <w:top w:val="single" w:space="0" w:color="D3D3D3"/>
+              <w:bottom w:val="single" w:space="0" w:color="D3D3D3"/>
+              <w:start w:val="single" w:space="0" w:color="D3D3D3"/>
+              <w:end w:val="single" w:space="0" w:color="D3D3D3"/>
+            </w:tcBorders>
+          </w:tcPr>
+          <w:p>
+            <w:pPr>
+              <w:spacing w:before="0" w:after="60"/>
+              <w:keepNext/>
+              <w:jc w:val="start"/>
+            </w:pPr>
+            <w:r>
+              <w:rPr>
+                <w:rFonts w:ascii="Calibri" w:hAnsi="Calibri"/>
+                <w:sz w:val="20"/>
+              </w:rPr>
+              <w:t xml:space="default">-3.76</w:t>
             </w:r>
           </w:p>
         </w:tc>

--- a/model_output/F1fit.docx
+++ b/model_output/F1fit.docx
@@ -489,31 +489,31 @@
                 <w:rFonts w:ascii="Calibri" w:hAnsi="Calibri"/>
                 <w:sz w:val="20"/>
               </w:rPr>
-              <w:t xml:space="default">[2.97, 3.26]</w:t>
-            </w:r>
-          </w:p>
-        </w:tc>
-        <w:tc>
-          <w:tcPr>
-            <w:tcBorders>
-              <w:top w:val="single" w:space="0" w:color="D3D3D3"/>
-              <w:bottom w:val="single" w:space="0" w:color="D3D3D3"/>
-              <w:start w:val="single" w:space="0" w:color="D3D3D3"/>
-              <w:end w:val="single" w:space="0" w:color="D3D3D3"/>
-            </w:tcBorders>
-          </w:tcPr>
-          <w:p>
-            <w:pPr>
-              <w:spacing w:before="0" w:after="60"/>
-              <w:keepNext/>
-              <w:jc w:val="end"/>
-            </w:pPr>
-            <w:r>
-              <w:rPr>
-                <w:rFonts w:ascii="Calibri" w:hAnsi="Calibri"/>
-                <w:sz w:val="20"/>
-              </w:rPr>
-              <w:t xml:space="default"/>
+              <w:t xml:space="default">[2.97, 3.27]</w:t>
+            </w:r>
+          </w:p>
+        </w:tc>
+        <w:tc>
+          <w:tcPr>
+            <w:tcBorders>
+              <w:top w:val="single" w:space="0" w:color="D3D3D3"/>
+              <w:bottom w:val="single" w:space="0" w:color="D3D3D3"/>
+              <w:start w:val="single" w:space="0" w:color="D3D3D3"/>
+              <w:end w:val="single" w:space="0" w:color="D3D3D3"/>
+            </w:tcBorders>
+          </w:tcPr>
+          <w:p>
+            <w:pPr>
+              <w:spacing w:before="0" w:after="60"/>
+              <w:keepNext/>
+              <w:jc w:val="end"/>
+            </w:pPr>
+            <w:r>
+              <w:rPr>
+                <w:rFonts w:ascii="Calibri" w:hAnsi="Calibri"/>
+                <w:sz w:val="20"/>
+              </w:rPr>
+              <w:t xml:space="default">92.4</w:t>
             </w:r>
           </w:p>
         </w:tc>
@@ -735,7 +735,7 @@
                 <w:rFonts w:ascii="Calibri" w:hAnsi="Calibri"/>
                 <w:sz w:val="20"/>
               </w:rPr>
-              <w:t xml:space="default"/>
+              <w:t xml:space="default">106.6</w:t>
             </w:r>
           </w:p>
         </w:tc>
@@ -957,7 +957,7 @@
                 <w:rFonts w:ascii="Calibri" w:hAnsi="Calibri"/>
                 <w:sz w:val="20"/>
               </w:rPr>
-              <w:t xml:space="default"/>
+              <w:t xml:space="default">106.6</w:t>
             </w:r>
           </w:p>
         </w:tc>
@@ -1179,7 +1179,7 @@
                 <w:rFonts w:ascii="Calibri" w:hAnsi="Calibri"/>
                 <w:sz w:val="20"/>
               </w:rPr>
-              <w:t xml:space="default"/>
+              <w:t xml:space="default">106.3</w:t>
             </w:r>
           </w:p>
         </w:tc>
@@ -1971,7 +1971,7 @@
                 <w:rFonts w:ascii="Calibri" w:hAnsi="Calibri"/>
                 <w:sz w:val="20"/>
               </w:rPr>
-              <w:t xml:space="default">Control(Control Parents) - Starved(Control Parents)</w:t>
+              <w:t xml:space="default">C(C) - C(L)</w:t>
             </w:r>
           </w:p>
         </w:tc>
@@ -2193,7 +2193,7 @@
                 <w:rFonts w:ascii="Calibri" w:hAnsi="Calibri"/>
                 <w:sz w:val="20"/>
               </w:rPr>
-              <w:t xml:space="default">Control(Control Parents) - Control(Starved Parents)</w:t>
+              <w:t xml:space="default">C(C) - L(C)</w:t>
             </w:r>
           </w:p>
         </w:tc>
@@ -2415,7 +2415,7 @@
                 <w:rFonts w:ascii="Calibri" w:hAnsi="Calibri"/>
                 <w:sz w:val="20"/>
               </w:rPr>
-              <w:t xml:space="default">Control(Control Parents) - Starved(Starved Parents)</w:t>
+              <w:t xml:space="default">C(C) - L(L)</w:t>
             </w:r>
           </w:p>
         </w:tc>
@@ -2637,7 +2637,7 @@
                 <w:rFonts w:ascii="Calibri" w:hAnsi="Calibri"/>
                 <w:sz w:val="20"/>
               </w:rPr>
-              <w:t xml:space="default">Starved(Control Parents) - Control(Starved Parents)</w:t>
+              <w:t xml:space="default">C(L) - L(C)</w:t>
             </w:r>
           </w:p>
         </w:tc>
@@ -2859,7 +2859,7 @@
                 <w:rFonts w:ascii="Calibri" w:hAnsi="Calibri"/>
                 <w:sz w:val="20"/>
               </w:rPr>
-              <w:t xml:space="default">Starved(Control Parents) - Starved(Starved Parents)</w:t>
+              <w:t xml:space="default">C(L) - L(L)</w:t>
             </w:r>
           </w:p>
         </w:tc>
@@ -3081,7 +3081,7 @@
                 <w:rFonts w:ascii="Calibri" w:hAnsi="Calibri"/>
                 <w:sz w:val="20"/>
               </w:rPr>
-              <w:t xml:space="default">Control(Starved Parents) - Starved(Starved Parents)</w:t>
+              <w:t xml:space="default">L(C) - L(L)</w:t>
             </w:r>
           </w:p>
         </w:tc>
@@ -3250,6 +3250,29 @@
                 <w:sz w:val="20"/>
               </w:rPr>
               <w:t xml:space="default"/>
+            </w:r>
+          </w:p>
+        </w:tc>
+      </w:tr>
+      <w:tr>
+        <w:trPr>
+          <w:cantSplit/>
+        </w:trPr>
+        <w:tc>
+          <w:tcPr>
+            <w:gridSpan w:val="9"/>
+          </w:tcPr>
+          <w:p>
+            <w:pPr>
+              <w:spacing w:before="0" w:after="60"/>
+              <w:keepNext/>
+            </w:pPr>
+            <w:r>
+              <w:rPr>
+                <w:rFonts w:ascii="Calibri" w:hAnsi="Calibri"/>
+                <w:sz w:val="20"/>
+              </w:rPr>
+              <w:t xml:space="default">Coefficient df approximated via Satterthwaite method.</w:t>
             </w:r>
           </w:p>
         </w:tc>
